--- a/ky/discovery-articles/1.4 Жазуу системалары.docx
+++ b/ky/discovery-articles/1.4 Жазуу системалары.docx
@@ -4,496 +4,327 @@
   <w:body>
     <w:p>
       <w:pPr>
-        <w:keepNext/>
-        <w:spacing w:before="280" w:after="120"/>
+        <w:pStyle w:val="Title"/>
+        <w:widowControl/>
       </w:pPr>
       <w:r>
-        <w:rPr>
-          <w:rFonts w:ascii="Calibri" w:hAnsi="Calibri" w:eastAsia="Calibri"/>
-          <w:b/>
-          <w:i w:val="0"/>
-          <w:color w:val="004E8C"/>
-          <w:sz w:val="44"/>
-        </w:rPr>
         <w:t>1.4 Жазуу системалары</w:t>
       </w:r>
     </w:p>
     <w:p>
       <w:pPr>
-        <w:spacing w:after="80"/>
+        <w:keepNext/>
+        <w:widowControl/>
       </w:pPr>
       <w:r>
         <w:rPr>
-          <w:rFonts w:ascii="Calibri" w:hAnsi="Calibri" w:eastAsia="Calibri"/>
-          <w:b w:val="0"/>
-          <w:i/>
-          <w:color w:val="505050"/>
-          <w:sz w:val="22"/>
+          <w:sz w:val="20"/>
         </w:rPr>
-        <w:t>1. Цивилизациянын пайдубалы</w:t>
-      </w:r>
-    </w:p>
-    <w:p>
-      <w:pPr>
-        <w:spacing w:after="200"/>
-      </w:pPr>
-      <w:r>
-        <w:rPr>
-          <w:rFonts w:ascii="Calibri" w:hAnsi="Calibri" w:eastAsia="Calibri"/>
-          <w:b w:val="0"/>
-          <w:i/>
-          <w:sz w:val="22"/>
-        </w:rPr>
-        <w:t>Мезгил: болжол менен б.з.ч. 3400–3000-жылдар (шумер клинописи); б.з.ч. 3200-жыл чамасы (Египет иероглифтери) | Негизги борборлор: Шумер (клинопись); Египет (иероглифтер); Кытай жана Мезоамерика (өз алдынча пайда болгон системалар)</w:t>
-      </w:r>
-    </w:p>
-    <w:p>
-      <w:pPr>
-        <w:spacing w:after="160" w:line="276" w:lineRule="auto"/>
-      </w:pPr>
-      <w:r>
-        <w:rPr>
-          <w:rFonts w:ascii="Calibri" w:hAnsi="Calibri" w:eastAsia="Calibri"/>
-          <w:b w:val="0"/>
-          <w:i w:val="0"/>
-          <w:sz w:val="22"/>
-        </w:rPr>
-        <w:t>Жазуу оозеки сөз менен сандарды узакка сакталуучу белгилерге айлантат. Ал дүйнөнүн бир нече жеринде өз алдынча ойлоп табылып, мыйзамдарды, эсеп-кысапты, илимди жана адабиятты кийинки муундар да окуй ала турган мураска айландырды.</w:t>
+        <w:t>1. Цивилизациянын негиздери</w:t>
       </w:r>
     </w:p>
     <w:p>
       <w:pPr>
         <w:keepNext/>
-        <w:spacing w:before="240" w:after="120"/>
+        <w:widowControl/>
       </w:pPr>
       <w:r>
         <w:rPr>
-          <w:rFonts w:ascii="Calibri" w:hAnsi="Calibri" w:eastAsia="Calibri"/>
-          <w:b/>
-          <w:i w:val="0"/>
-          <w:color w:val="004E8C"/>
-          <w:sz w:val="28"/>
+          <w:sz w:val="20"/>
         </w:rPr>
-        <w:t>Негизги фактылар</w:t>
+        <w:t>Мезгил: болжол менен б. з. ч. 3400–3000-жылдар — шумерлердин шынаа жазуусу; б. з. ч. 3200-жыл — Египет иероглифтери | Негизги борборлор: Шумер, Египет, ошондой эле өз алдынча жазуу жараткан Кытай жана Мезоамерика</w:t>
+      </w:r>
+    </w:p>
+    <w:p>
+      <w:pPr>
+        <w:widowControl/>
+      </w:pPr>
+      <w:r>
+        <w:t>Жазуу сөздү жана санды узакка сакталуучу белгилерге айлантат. Ал бир нече жерде жаралып, мыйзамдарды, эсеп-кысапты, илимди жана адабиятты кийинки муундар да окуй ала турган кылган.</w:t>
+      </w:r>
+    </w:p>
+    <w:p>
+      <w:pPr>
+        <w:pStyle w:val="Heading1"/>
+        <w:widowControl/>
+      </w:pPr>
+      <w:r>
+        <w:t>Негизги маалыматтар</w:t>
       </w:r>
     </w:p>
     <w:p>
       <w:pPr>
         <w:pStyle w:val="ListBullet"/>
+        <w:widowControl/>
       </w:pPr>
       <w:r>
-        <w:rPr>
-          <w:rFonts w:ascii="Calibri" w:hAnsi="Calibri" w:eastAsia="Calibri"/>
-          <w:b w:val="0"/>
-          <w:i w:val="0"/>
-          <w:sz w:val="22"/>
-        </w:rPr>
-        <w:t>Жазуу жок дегенде Шумерде, Египетте, Кытайда жана Мезоамерикада бири-биринен көз карандысыз пайда болгон</w:t>
+        <w:t>Жазуу кеминде Шумерде, Египетте, Кытайда жана Мезоамерикада өз алдынча пайда болгон.</w:t>
       </w:r>
     </w:p>
     <w:p>
       <w:pPr>
         <w:pStyle w:val="ListBullet"/>
+        <w:widowControl/>
       </w:pPr>
       <w:r>
-        <w:rPr>
-          <w:rFonts w:ascii="Calibri" w:hAnsi="Calibri" w:eastAsia="Calibri"/>
-          <w:b w:val="0"/>
-          <w:i w:val="0"/>
-          <w:sz w:val="22"/>
-        </w:rPr>
-        <w:t>Шумер клинописи эң алгачкы системалардын бири болуп, б.з.ч. төртүнчү миң жылдыктын аягында жаралган</w:t>
+        <w:t>Б. з. ч. IV миң жылдыктын аягындагы шумер шынаа жазуусу эң байыркы системалардын катарына кирет.</w:t>
       </w:r>
     </w:p>
     <w:p>
       <w:pPr>
         <w:pStyle w:val="ListBullet"/>
+        <w:widowControl/>
       </w:pPr>
       <w:r>
-        <w:rPr>
-          <w:rFonts w:ascii="Calibri" w:hAnsi="Calibri" w:eastAsia="Calibri"/>
-          <w:b w:val="0"/>
-          <w:i w:val="0"/>
-          <w:sz w:val="22"/>
-        </w:rPr>
-        <w:t>Египет иероглифтери болжол менен б.з.ч. 3200-жылдарда колдонулуп калган</w:t>
+        <w:t>Египет иероглифтери болжол менен б. з. ч. 3200-жылы пайда болгон.</w:t>
       </w:r>
     </w:p>
     <w:p>
       <w:pPr>
         <w:pStyle w:val="ListBullet"/>
+        <w:widowControl/>
       </w:pPr>
       <w:r>
-        <w:rPr>
-          <w:rFonts w:ascii="Calibri" w:hAnsi="Calibri" w:eastAsia="Calibri"/>
-          <w:b w:val="0"/>
-          <w:i w:val="0"/>
-          <w:sz w:val="22"/>
-        </w:rPr>
-        <w:t>Алгачкы алфавиттердин бири б.з.ч. экинчи миң жылдыкта Левантта пайда болгон</w:t>
+        <w:t>Алгачкы алфавиттердин бири б. з. ч. II миң жылдыкта Левантта жаралган.</w:t>
       </w:r>
     </w:p>
     <w:p>
       <w:pPr>
         <w:pStyle w:val="ListBullet"/>
+        <w:widowControl/>
       </w:pPr>
       <w:r>
-        <w:rPr>
-          <w:rFonts w:ascii="Calibri" w:hAnsi="Calibri" w:eastAsia="Calibri"/>
-          <w:b w:val="0"/>
-          <w:i w:val="0"/>
-          <w:sz w:val="22"/>
-        </w:rPr>
-        <w:t>Жазуу билимди муундан муунга топтоого, ошондой эле бийликти жазма түрдө бекемдөөгө мүмкүндүк берген</w:t>
+        <w:t>Жазуу билимди топтоого жана бийликти жазма документтер аркылуу жүргүзүүгө жол ачкан.</w:t>
       </w:r>
     </w:p>
     <w:p>
       <w:pPr>
-        <w:keepNext/>
-        <w:spacing w:before="240" w:after="120"/>
+        <w:pStyle w:val="Heading1"/>
+        <w:widowControl/>
       </w:pPr>
       <w:r>
-        <w:rPr>
-          <w:rFonts w:ascii="Calibri" w:hAnsi="Calibri" w:eastAsia="Calibri"/>
-          <w:b/>
-          <w:i w:val="0"/>
-          <w:color w:val="004E8C"/>
-          <w:sz w:val="28"/>
-        </w:rPr>
-        <w:t>Бул эмне</w:t>
+        <w:t>Бул эмне?</w:t>
       </w:r>
     </w:p>
     <w:p>
       <w:pPr>
-        <w:spacing w:after="160" w:line="276" w:lineRule="auto"/>
+        <w:widowControl/>
       </w:pPr>
       <w:r>
-        <w:rPr>
-          <w:rFonts w:ascii="Calibri" w:hAnsi="Calibri" w:eastAsia="Calibri"/>
-          <w:b w:val="0"/>
-          <w:i w:val="0"/>
-          <w:sz w:val="22"/>
-        </w:rPr>
-        <w:t>Жазуу системасы — билдирүүнү сактап, кийин окууга мүмкүн болушу үчүн сөздөрдү, тыбыштарды же экөөнү тең туюнткан белгилердин жыйындысы. Ал аңчылыктын сүрөтүн тартуу менен эле чектелбейт. Толук кандуу жазуу автору жанында болбосо да аты-жөндү, карызды, дубаны же мыйзамды так билдире алат. Ошентип, маалымат адамдын эсинен чопого, ташка, сөөккө же кагазга көчтү.</w:t>
+        <w:t>Жазуу системасы — сөздөрдү, тыбыштарды же экөөнү тең билдирген белгилердин жыйындысы. Анын жардамы менен маалыматты сактап, кийин окууга болот. Бул аңчылыктын сүрөтүн тартуу менен бирдей эмес. Чыныгы жазуу ысымды, карызды, дубаны же мыйзамды автору жанында туруп түшүндүрбөсө да жеткирет. Ошентип, эсте сакталуучу маалымат адамдын аң-сезиминен чопого, ташка, сөөккө жана кагазга көчкөн.</w:t>
       </w:r>
     </w:p>
     <w:p>
       <w:pPr>
-        <w:keepNext/>
-        <w:spacing w:before="240" w:after="120"/>
+        <w:pStyle w:val="Heading1"/>
+        <w:widowControl/>
       </w:pPr>
       <w:r>
-        <w:rPr>
-          <w:rFonts w:ascii="Calibri" w:hAnsi="Calibri" w:eastAsia="Calibri"/>
-          <w:b/>
-          <w:i w:val="0"/>
-          <w:color w:val="004E8C"/>
-          <w:sz w:val="28"/>
-        </w:rPr>
-        <w:t>Аны ким ачкан же ойлоп тапкан</w:t>
+        <w:t xml:space="preserve">Ким ойлоп тапкан</w:t>
       </w:r>
     </w:p>
     <w:p>
       <w:pPr>
-        <w:spacing w:after="160" w:line="276" w:lineRule="auto"/>
+        <w:widowControl/>
       </w:pPr>
       <w:r>
-        <w:rPr>
-          <w:rFonts w:ascii="Calibri" w:hAnsi="Calibri" w:eastAsia="Calibri"/>
-          <w:b w:val="0"/>
-          <w:i w:val="0"/>
-          <w:sz w:val="22"/>
-        </w:rPr>
-        <w:t>Жазуунун да жалгыз ойлоп табуучусу жок. Түштүк Месопотамиядагы шумерлер клинописти, египеттиктер иероглифтерди өнүктүрүшкөн. Кытайда бүгүнкүгө чейин уланып келген иероглифтик салт түзүлгөн, ал эми майялар жана башка мезоамерикалык элдер өз жазуусун өз алдынча ойлоп табышкан. Алгачкы катчылар көбүнчө акын эмес, эсепчилер жана ибадаткананын кызматкерлери болгон. Башкы зарылдык данды, эмгекти жана курмандыктарды эсепке алуу эле.</w:t>
+        <w:t>Жазуунун жалгыз ойлоп табуучусу жок. Түштүк Месопотамиядагы шумерлер шынаа жазуусун, египеттиктер иероглифтерди өнүктүрүшкөн. Кытайда кийин да уланып келген белгилер системасы түзүлгөн. Майя жана Мезоамериканын башка элдери жазууну өз алдынча жараткан. Алгачкы катчылар көбүнчө акындар эмес, эсепчилер жана ибадаткананын кызматкерлери болгон. Адегенде данды, эмгекти жана тартууларды эсепке алуу керек эле.</w:t>
       </w:r>
     </w:p>
     <w:p>
       <w:pPr>
-        <w:keepNext/>
-        <w:spacing w:before="240" w:after="120"/>
+        <w:pStyle w:val="Heading1"/>
+        <w:widowControl/>
       </w:pPr>
       <w:r>
-        <w:rPr>
-          <w:rFonts w:ascii="Calibri" w:hAnsi="Calibri" w:eastAsia="Calibri"/>
-          <w:b/>
-          <w:i w:val="0"/>
-          <w:color w:val="004E8C"/>
-          <w:sz w:val="28"/>
-        </w:rPr>
-        <w:t>Качан жана кантип пайда болгон</w:t>
+        <w:t>Качан жана кантип пайда болгон?</w:t>
       </w:r>
     </w:p>
     <w:p>
       <w:pPr>
-        <w:spacing w:after="160" w:line="276" w:lineRule="auto"/>
+        <w:widowControl/>
       </w:pPr>
       <w:r>
-        <w:rPr>
-          <w:rFonts w:ascii="Calibri" w:hAnsi="Calibri" w:eastAsia="Calibri"/>
-          <w:b w:val="0"/>
-          <w:i w:val="0"/>
-          <w:sz w:val="22"/>
-        </w:rPr>
-        <w:t>Шумер жазуусу б.з.ч. төртүнчү миң жылдыктын аягында, болжол менен 3400–3000-жылдары пайда болгон. Египет жазуусу да ошол мезгилге жакын, б.з.ч. 3200-жылдарда кездешет. Сакталып калган үлгүлөр боюнча кытай жазуусу кийинчерээк көрүнөт, бирок ал өз алдынча жаралган. Тыбыштарды билдирген аз сандагы белгилерден турган алфавит б.з.ч. экинчи миң жылдыкта байыркы Левантта пайда болуп, кийин финикия, грек жана башка жазуулар аркылуу тараган. Ар бир система жергиликтүү тилге жана материалга ылайык өнүккөн: чоподогу сына белгилер, папирустагы сыя, чегилген сөөк же боёлгон дарак кабыгы.</w:t>
+        <w:t>Шумер жазуусу б. з. ч. IV миң жылдыктын аягында, болжол менен 3400–3000-жылдары кездешет. Египет жазуусу да ошол мезгилге жакын, б. з. ч. 3200-жылдарда пайда болгон. Сакталып калган кытай жазуулары кечирээк мезгилге таандык, бирок өз алдынча жаралган. Тыбыштарды билдирген аз сандагы белгилердин жыйындысы — алфавит — б. з. ч. II миң жылдыкта байыркы Левантта түзүлүп, кийин финикия, грек жана башка жазуулар аркылуу тараган. Ар бир система жергиликтүү тилдерге жана материалдарга ылайык өнүккөн: чопого шынаа сымал из түшүрүлгөн, папируска сыя менен жазылган, сөөк чегилген, дарактын кабыгына боёк менен белгилер тартылган.</w:t>
       </w:r>
     </w:p>
     <w:p>
       <w:pPr>
-        <w:keepNext/>
-        <w:spacing w:before="240" w:after="120"/>
+        <w:pStyle w:val="Heading1"/>
+        <w:widowControl/>
       </w:pPr>
       <w:r>
-        <w:rPr>
-          <w:rFonts w:ascii="Calibri" w:hAnsi="Calibri" w:eastAsia="Calibri"/>
-          <w:b/>
-          <w:i w:val="0"/>
-          <w:color w:val="004E8C"/>
-          <w:sz w:val="28"/>
-        </w:rPr>
-        <w:t>Илимий жактан мааниси</w:t>
+        <w:t>Илим үчүн мааниси</w:t>
       </w:r>
     </w:p>
     <w:p>
       <w:pPr>
-        <w:spacing w:after="160" w:line="276" w:lineRule="auto"/>
+        <w:widowControl/>
       </w:pPr>
       <w:r>
-        <w:rPr>
-          <w:rFonts w:ascii="Calibri" w:hAnsi="Calibri" w:eastAsia="Calibri"/>
-          <w:b w:val="0"/>
-          <w:i w:val="0"/>
-          <w:sz w:val="22"/>
-        </w:rPr>
-        <w:t>Жазуу билимди топтоого шарт түзөт. Жылдыздардын тизмеси, дарынын рецепти же келишим өз авторунан узак жашай алат. Ал абстракттуу ой жүгүртүүнү да жеңилдетет: эсепти кайра текшерүүгө, эки мыйзамды салыштырууга же окуучулар үчүн текстти көчүрүүгө болот. Биз билген илим, тарых жана адабият жазууга таянат. Жазуу болбосо, ар бир муун оозеки маалыматтын негизинде өтө көп нерсени кайрадан үйрөнмөк.</w:t>
+        <w:t>Жазуу билимдин топтолушуна шарт түзөт. Жылдыздардын тизмеси, дарынын курамы же келишим авторунан узак жашай алат. Ал абстракттуу ой жүгүртүүнү да жеңилдетет: эсепти текшерүүгө, эки мыйзамды салыштырууга же окуучулар үчүн текстти көчүрүүгө болот. Биз билген илим, тарых жана адабият ушуга таянат. Жазуусуз ар бир муун өтө көп нерсени оозеки маалыматтан кайра калыбына келтирүүгө аргасыз болмок.</w:t>
       </w:r>
     </w:p>
     <w:p>
       <w:pPr>
-        <w:keepNext/>
-        <w:spacing w:before="240" w:after="120"/>
+        <w:pStyle w:val="Heading1"/>
+        <w:widowControl/>
       </w:pPr>
       <w:r>
-        <w:rPr>
-          <w:rFonts w:ascii="Calibri" w:hAnsi="Calibri" w:eastAsia="Calibri"/>
-          <w:b/>
-          <w:i w:val="0"/>
-          <w:color w:val="004E8C"/>
-          <w:sz w:val="28"/>
-        </w:rPr>
-        <w:t>Кийинки өнүгүүлөргө тийгизген таасири</w:t>
+        <w:t>Кийинки өнүгүүгө тийгизген таасири</w:t>
       </w:r>
     </w:p>
     <w:p>
       <w:pPr>
-        <w:spacing w:after="160" w:line="276" w:lineRule="auto"/>
+        <w:widowControl/>
       </w:pPr>
       <w:r>
-        <w:rPr>
-          <w:rFonts w:ascii="Calibri" w:hAnsi="Calibri" w:eastAsia="Calibri"/>
-          <w:b w:val="0"/>
-          <w:i w:val="0"/>
-          <w:sz w:val="22"/>
-        </w:rPr>
-        <w:t>Жазуу китепканаларды, мектептерди, бюрократияны жана ыйык китептерди жаратты. Миңдеген сөз белгисине салыштырмалуу алфавит сабаттуулукту үйрөнүүнү жеңилдетти. Кагаз, басма иши жана кийин санариптик текст — ошол эле тарыхтын кийинки бөлүмдөрү. Ар бир маалымат базасы жана ар бир конституция дагы эле жазуунун бир түрү. Интернет жазууну жок кылган жок, тескерисинче анын көлөмүн эселеп көбөйттү.</w:t>
+        <w:t>Жазуу китепканаларга, мектептерге, мамлекеттик иш кагаздарына жана ыйык китептерге жол ачкан. Миңдеген сөз белгилерине салыштырганда алфавит сабат үйрөнүүнү жеңилдеткен. Кагаз, басма жана кийин санариптик текст ушул эле өнүгүүнүн кийинки баскычтары. Ар бир маалымат базасы жана ар бир конституция — жазуунун бир түрү. Интернет жазууну жокко чыгарган жок, аны ого бетер көбөйттү.</w:t>
       </w:r>
     </w:p>
     <w:p>
       <w:pPr>
-        <w:keepNext/>
-        <w:spacing w:before="240" w:after="120"/>
+        <w:pStyle w:val="Heading1"/>
+        <w:widowControl/>
       </w:pPr>
       <w:r>
-        <w:rPr>
-          <w:rFonts w:ascii="Calibri" w:hAnsi="Calibri" w:eastAsia="Calibri"/>
-          <w:b/>
-          <w:i w:val="0"/>
-          <w:color w:val="004E8C"/>
-          <w:sz w:val="28"/>
-        </w:rPr>
-        <w:t>Адамдардын жашоосун кантип өзгөрткөн</w:t>
+        <w:t>Адамдардын жашоосун кантип өзгөрткөн?</w:t>
       </w:r>
     </w:p>
     <w:p>
       <w:pPr>
-        <w:spacing w:after="160" w:line="276" w:lineRule="auto"/>
+        <w:widowControl/>
       </w:pPr>
       <w:r>
-        <w:rPr>
-          <w:rFonts w:ascii="Calibri" w:hAnsi="Calibri" w:eastAsia="Calibri"/>
-          <w:b w:val="0"/>
-          <w:i w:val="0"/>
-          <w:sz w:val="22"/>
-        </w:rPr>
-        <w:t>Жазуу бийлик кимдин колунда болорун жана коом эмнени эстей аларын өзгөрттү. Ал келишимдерди коргоду, ошол эле учурда көзөмөл менен үгүткө да жол ачты. Убакыт өткөн сайын карапайым адамдар мурда адистерге гана жеткиликтүү болгон окуяларды жана мыйзамдарды окуй башташты. Адамзаттын жашоосу тарыхый мүнөзгө ээ болду: өткөндөрдүн калтырган белгилери аркылуу алар менен бүгүн да талаша алабыз.</w:t>
+        <w:t>Жазуу бийлик кимдин колунда болорун жана өткөндү ким сактай аларын өзгөрткөн. Ал келишимдерди коргогон, бирок көзөмөл жүргүзүүгө жана үгүт таратууга да кызмат кылган. Убакыт өткөн сайын мурда адистерге гана жеткиликтүү болгон окуялар менен мыйзамдарды жөнөкөй адамдар да окуй башташкан. Адамдын жашоосу тарых менен тыгызыраак байланышкан: мурун жашап өткөндөрдүн жазгандарын окуп, алардын ойлору менен талаша алабыз.</w:t>
       </w:r>
     </w:p>
     <w:p>
       <w:pPr>
-        <w:keepNext/>
-        <w:spacing w:before="240" w:after="120"/>
+        <w:pStyle w:val="Heading1"/>
+        <w:widowControl/>
       </w:pPr>
       <w:r>
-        <w:rPr>
-          <w:rFonts w:ascii="Calibri" w:hAnsi="Calibri" w:eastAsia="Calibri"/>
-          <w:b/>
-          <w:i w:val="0"/>
-          <w:color w:val="004E8C"/>
-          <w:sz w:val="28"/>
-        </w:rPr>
-        <w:t>Булактар жана шилтемелер</w:t>
+        <w:t>Булактар жана кошумча окуу</w:t>
       </w:r>
     </w:p>
     <w:p>
       <w:pPr>
-        <w:keepNext/>
-        <w:spacing w:before="240" w:after="120"/>
+        <w:pStyle w:val="Heading2"/>
+        <w:widowControl/>
       </w:pPr>
       <w:r>
         <w:rPr>
-          <w:rFonts w:ascii="Calibri" w:hAnsi="Calibri" w:eastAsia="Calibri"/>
-          <w:b/>
-          <w:i w:val="0"/>
-          <w:color w:val="004E8C"/>
-          <w:sz w:val="24"/>
+          <w:sz w:val="20"/>
         </w:rPr>
-        <w:t>C. Мекемелердин материалдары жана энциклопедиялык булактар</w:t>
+        <w:t>Уюмдардын жана энциклопедиялардын материалдары</w:t>
       </w:r>
     </w:p>
     <w:p>
       <w:pPr>
-        <w:spacing w:after="80"/>
-        <w:ind w:left="360"/>
+        <w:widowControl/>
       </w:pPr>
       <w:r>
         <w:rPr>
-          <w:rFonts w:ascii="Calibri" w:hAnsi="Calibri" w:eastAsia="Calibri"/>
-          <w:b w:val="0"/>
-          <w:i w:val="0"/>
-          <w:sz w:val="22"/>
+          <w:sz w:val="20"/>
         </w:rPr>
-        <w:t>1. Encyclopaedia Britannica. “Writing” (“Жазуу”).</w:t>
-      </w:r>
-      <w:r>
-        <w:rPr>
-          <w:rFonts w:ascii="Calibri" w:hAnsi="Calibri" w:eastAsia="Calibri"/>
-          <w:b w:val="0"/>
-          <w:i w:val="0"/>
-          <w:sz w:val="22"/>
-        </w:rPr>
-        <w:t xml:space="preserve"> </w:t>
+        <w:t xml:space="preserve">1. Encyclopaedia Britannica. 'Writing.' </w:t>
       </w:r>
       <w:hyperlink r:id="rId9">
         <w:r>
           <w:rPr>
-            <w:rFonts w:ascii="Calibri" w:hAnsi="Calibri" w:eastAsia="Calibri"/>
-            <w:b w:val="0"/>
-            <w:i w:val="0"/>
-            <w:sz w:val="22"/>
-            <w:color w:val="0563C1"/>
-            <w:u w:val="single"/>
+            <w:sz w:val="20"/>
           </w:rPr>
           <w:t>https://www.britannica.com/topic/writing</w:t>
         </w:r>
       </w:hyperlink>
+      <w:r>
+        <w:rPr>
+          <w:sz w:val="20"/>
+        </w:rPr>
+      </w:r>
     </w:p>
     <w:p>
       <w:pPr>
-        <w:spacing w:after="80"/>
-        <w:ind w:left="360"/>
+        <w:widowControl/>
       </w:pPr>
       <w:r>
         <w:rPr>
-          <w:rFonts w:ascii="Calibri" w:hAnsi="Calibri" w:eastAsia="Calibri"/>
-          <w:b w:val="0"/>
-          <w:i w:val="0"/>
-          <w:sz w:val="22"/>
+          <w:sz w:val="20"/>
         </w:rPr>
-        <w:t>2. Encyclopaedia Britannica. “Cuneiform” (“Клинопись”).</w:t>
-      </w:r>
-      <w:r>
-        <w:rPr>
-          <w:rFonts w:ascii="Calibri" w:hAnsi="Calibri" w:eastAsia="Calibri"/>
-          <w:b w:val="0"/>
-          <w:i w:val="0"/>
-          <w:sz w:val="22"/>
-        </w:rPr>
-        <w:t xml:space="preserve"> </w:t>
+        <w:t xml:space="preserve">2. Encyclopaedia Britannica. 'Cuneiform.' </w:t>
       </w:r>
       <w:hyperlink r:id="rId10">
         <w:r>
           <w:rPr>
-            <w:rFonts w:ascii="Calibri" w:hAnsi="Calibri" w:eastAsia="Calibri"/>
-            <w:b w:val="0"/>
-            <w:i w:val="0"/>
-            <w:sz w:val="22"/>
-            <w:color w:val="0563C1"/>
-            <w:u w:val="single"/>
+            <w:sz w:val="20"/>
           </w:rPr>
           <w:t>https://www.britannica.com/topic/cuneiform</w:t>
         </w:r>
       </w:hyperlink>
-    </w:p>
-    <w:p>
-      <w:pPr>
-        <w:keepNext/>
-        <w:spacing w:before="240" w:after="120"/>
-      </w:pPr>
       <w:r>
         <w:rPr>
-          <w:rFonts w:ascii="Calibri" w:hAnsi="Calibri" w:eastAsia="Calibri"/>
-          <w:b/>
-          <w:i w:val="0"/>
-          <w:color w:val="004E8C"/>
-          <w:sz w:val="24"/>
+          <w:sz w:val="20"/>
         </w:rPr>
-        <w:t>D. Музейлердин, архивдердин жана китепканалардын материалдары</w:t>
       </w:r>
     </w:p>
     <w:p>
       <w:pPr>
-        <w:spacing w:after="80"/>
-        <w:ind w:left="360"/>
+        <w:pStyle w:val="Heading2"/>
+        <w:widowControl/>
       </w:pPr>
       <w:r>
         <w:rPr>
-          <w:rFonts w:ascii="Calibri" w:hAnsi="Calibri" w:eastAsia="Calibri"/>
-          <w:b w:val="0"/>
-          <w:i w:val="0"/>
-          <w:sz w:val="22"/>
+          <w:sz w:val="20"/>
         </w:rPr>
-        <w:t>1. British Museum. Клинопись такталары жана жазуу боюнча коллекция.</w:t>
+        <w:t>Музейлердин, архивдердин жана китепканалардын материалдары</w:t>
       </w:r>
+    </w:p>
+    <w:p>
+      <w:pPr>
+        <w:widowControl/>
+      </w:pPr>
       <w:r>
         <w:rPr>
-          <w:rFonts w:ascii="Calibri" w:hAnsi="Calibri" w:eastAsia="Calibri"/>
-          <w:b w:val="0"/>
-          <w:i w:val="0"/>
-          <w:sz w:val="22"/>
+          <w:sz w:val="20"/>
         </w:rPr>
-        <w:t xml:space="preserve"> </w:t>
+        <w:t xml:space="preserve">1. British Museum. Collection: cuneiform tablets and writing. </w:t>
       </w:r>
       <w:hyperlink r:id="rId11">
         <w:r>
           <w:rPr>
-            <w:rFonts w:ascii="Calibri" w:hAnsi="Calibri" w:eastAsia="Calibri"/>
-            <w:b w:val="0"/>
-            <w:i w:val="0"/>
-            <w:sz w:val="22"/>
-            <w:color w:val="0563C1"/>
-            <w:u w:val="single"/>
+            <w:sz w:val="20"/>
           </w:rPr>
           <w:t>https://www.britishmuseum.org/collection</w:t>
         </w:r>
       </w:hyperlink>
+      <w:r>
+        <w:rPr>
+          <w:sz w:val="20"/>
+        </w:rPr>
+      </w:r>
     </w:p>
     <w:sectPr>
-      <w:pgSz w:w="12240" w:h="15840"/>
-      <w:pgMar w:top="1296" w:right="1440" w:bottom="1296" w:left="1440" w:header="720" w:footer="720" w:gutter="0"/>
+      <w:footerReference w:type="default" r:id="rId12"/>
+      <w:pgSz w:w="11906" w:h="16838"/>
+      <w:pgMar w:top="1020" w:right="1134" w:bottom="1020" w:left="1134" w:header="720" w:footer="720" w:gutter="0"/>
       <w:cols w:space="720"/>
       <w:docGrid w:linePitch="360"/>
     </w:sectPr>
   </w:body>
 </w:document>
+</file>
+
+<file path=word/footer1.xml><?xml version="1.0" encoding="utf-8"?>
+<w:ftr xmlns:m="http://schemas.openxmlformats.org/officeDocument/2006/math" xmlns:mc="http://schemas.openxmlformats.org/markup-compatibility/2006" xmlns:mo="http://schemas.microsoft.com/office/mac/office/2008/main" xmlns:mv="urn:schemas-microsoft-com:mac:vml" xmlns:o="urn:schemas-microsoft-com:office:office" xmlns:r="http://schemas.openxmlformats.org/officeDocument/2006/relationships" xmlns:v="urn:schemas-microsoft-com:vml" xmlns:w10="urn:schemas-microsoft-com:office:word" xmlns:w14="http://schemas.microsoft.com/office/word/2010/wordml" xmlns:w="http://schemas.openxmlformats.org/wordprocessingml/2006/main" xmlns:wne="http://schemas.microsoft.com/office/word/2006/wordml" xmlns:wp14="http://schemas.microsoft.com/office/word/2010/wordprocessingDrawing" xmlns:wp="http://schemas.openxmlformats.org/drawingml/2006/wordprocessingDrawing" xmlns:wpc="http://schemas.microsoft.com/office/word/2010/wordprocessingCanvas" xmlns:wpg="http://schemas.microsoft.com/office/word/2010/wordprocessingGroup" xmlns:wpi="http://schemas.microsoft.com/office/word/2010/wordprocessingInk" xmlns:wps="http://schemas.microsoft.com/office/word/2010/wordprocessingShape" mc:Ignorable="w14 wp14">
+  <w:p>
+    <w:pPr>
+      <w:pStyle w:val="Footer"/>
+      <w:jc w:val="right"/>
+    </w:pPr>
+    <w:fldSimple w:instr="PAGE"/>
+  </w:p>
+</w:ftr>
 </file>
 
 <file path=word/numbering.xml><?xml version="1.0" encoding="utf-8"?>
@@ -704,7 +535,7 @@
   <w:docDefaults>
     <w:rPrDefault>
       <w:rPr>
-        <w:rFonts w:asciiTheme="minorHAnsi" w:eastAsiaTheme="minorEastAsia" w:hAnsiTheme="minorHAnsi" w:cstheme="minorBidi"/>
+        <w:rFonts/>
         <w:sz w:val="22"/>
         <w:szCs w:val="22"/>
         <w:lang w:val="en-US" w:eastAsia="en-US" w:bidi="ar-SA"/>
@@ -859,6 +690,15 @@
     <w:name w:val="Normal"/>
     <w:qFormat/>
     <w:rsid w:val="00FC693F"/>
+    <w:pPr>
+      <w:spacing w:after="120" w:line="259" w:lineRule="auto"/>
+    </w:pPr>
+    <w:rPr>
+      <w:rFonts w:ascii="Times New Roman" w:hAnsi="Times New Roman"/>
+      <w:color w:val="000000"/>
+      <w:sz w:val="24"/>
+      <w:lang w:val="ky-KG"/>
+    </w:rPr>
   </w:style>
   <w:style w:type="paragraph" w:styleId="Header">
     <w:name w:val="header"/>
@@ -915,16 +755,17 @@
     <w:pPr>
       <w:keepNext/>
       <w:keepLines/>
-      <w:spacing w:before="480" w:after="0"/>
+      <w:spacing w:before="480" w:after="120" w:line="259" w:lineRule="auto"/>
       <w:outlineLvl w:val="0"/>
     </w:pPr>
     <w:rPr>
-      <w:rFonts w:asciiTheme="majorHAnsi" w:eastAsiaTheme="majorEastAsia" w:hAnsiTheme="majorHAnsi" w:cstheme="majorBidi"/>
+      <w:rFonts w:ascii="Times New Roman" w:hAnsi="Times New Roman"/>
       <w:b/>
       <w:bCs/>
-      <w:color w:val="365F91" w:themeColor="accent1" w:themeShade="BF"/>
-      <w:sz w:val="28"/>
+      <w:color w:val="000000"/>
+      <w:sz w:val="26"/>
       <w:szCs w:val="28"/>
+      <w:lang w:val="ky-KG"/>
     </w:rPr>
   </w:style>
   <w:style w:type="paragraph" w:styleId="Heading2">
@@ -939,16 +780,17 @@
     <w:pPr>
       <w:keepNext/>
       <w:keepLines/>
-      <w:spacing w:before="200" w:after="0"/>
+      <w:spacing w:before="200" w:after="120" w:line="259" w:lineRule="auto"/>
       <w:outlineLvl w:val="1"/>
     </w:pPr>
     <w:rPr>
-      <w:rFonts w:asciiTheme="majorHAnsi" w:eastAsiaTheme="majorEastAsia" w:hAnsiTheme="majorHAnsi" w:cstheme="majorBidi"/>
+      <w:rFonts w:ascii="Times New Roman" w:hAnsi="Times New Roman"/>
       <w:b/>
       <w:bCs/>
-      <w:color w:val="4F81BD" w:themeColor="accent1"/>
+      <w:color w:val="000000"/>
       <w:sz w:val="26"/>
       <w:szCs w:val="26"/>
+      <w:lang w:val="ky-KG"/>
     </w:rPr>
   </w:style>
   <w:style w:type="paragraph" w:styleId="Heading3">
@@ -967,7 +809,7 @@
       <w:outlineLvl w:val="2"/>
     </w:pPr>
     <w:rPr>
-      <w:rFonts w:asciiTheme="majorHAnsi" w:eastAsiaTheme="majorEastAsia" w:hAnsiTheme="majorHAnsi" w:cstheme="majorBidi"/>
+      <w:rFonts/>
       <w:b/>
       <w:bCs/>
       <w:color w:val="4F81BD" w:themeColor="accent1"/>
@@ -990,7 +832,7 @@
       <w:outlineLvl w:val="3"/>
     </w:pPr>
     <w:rPr>
-      <w:rFonts w:asciiTheme="majorHAnsi" w:eastAsiaTheme="majorEastAsia" w:hAnsiTheme="majorHAnsi" w:cstheme="majorBidi"/>
+      <w:rFonts/>
       <w:b/>
       <w:bCs/>
       <w:i/>
@@ -1015,7 +857,7 @@
       <w:outlineLvl w:val="4"/>
     </w:pPr>
     <w:rPr>
-      <w:rFonts w:asciiTheme="majorHAnsi" w:eastAsiaTheme="majorEastAsia" w:hAnsiTheme="majorHAnsi" w:cstheme="majorBidi"/>
+      <w:rFonts/>
       <w:color w:val="243F60" w:themeColor="accent1" w:themeShade="7F"/>
     </w:rPr>
   </w:style>
@@ -1036,7 +878,7 @@
       <w:outlineLvl w:val="5"/>
     </w:pPr>
     <w:rPr>
-      <w:rFonts w:asciiTheme="majorHAnsi" w:eastAsiaTheme="majorEastAsia" w:hAnsiTheme="majorHAnsi" w:cstheme="majorBidi"/>
+      <w:rFonts/>
       <w:i/>
       <w:iCs/>
       <w:color w:val="243F60" w:themeColor="accent1" w:themeShade="7F"/>
@@ -1059,7 +901,7 @@
       <w:outlineLvl w:val="6"/>
     </w:pPr>
     <w:rPr>
-      <w:rFonts w:asciiTheme="majorHAnsi" w:eastAsiaTheme="majorEastAsia" w:hAnsiTheme="majorHAnsi" w:cstheme="majorBidi"/>
+      <w:rFonts/>
       <w:i/>
       <w:iCs/>
       <w:color w:val="404040" w:themeColor="text1" w:themeTint="BF"/>
@@ -1082,7 +924,7 @@
       <w:outlineLvl w:val="7"/>
     </w:pPr>
     <w:rPr>
-      <w:rFonts w:asciiTheme="majorHAnsi" w:eastAsiaTheme="majorEastAsia" w:hAnsiTheme="majorHAnsi" w:cstheme="majorBidi"/>
+      <w:rFonts/>
       <w:color w:val="4F81BD" w:themeColor="accent1"/>
       <w:sz w:val="20"/>
       <w:szCs w:val="20"/>
@@ -1105,7 +947,7 @@
       <w:outlineLvl w:val="8"/>
     </w:pPr>
     <w:rPr>
-      <w:rFonts w:asciiTheme="majorHAnsi" w:eastAsiaTheme="majorEastAsia" w:hAnsiTheme="majorHAnsi" w:cstheme="majorBidi"/>
+      <w:rFonts/>
       <w:i/>
       <w:iCs/>
       <w:color w:val="404040" w:themeColor="text1" w:themeTint="BF"/>
@@ -1156,7 +998,7 @@
     <w:uiPriority w:val="9"/>
     <w:rsid w:val="00FC693F"/>
     <w:rPr>
-      <w:rFonts w:asciiTheme="majorHAnsi" w:eastAsiaTheme="majorEastAsia" w:hAnsiTheme="majorHAnsi" w:cstheme="majorBidi"/>
+      <w:rFonts/>
       <w:b/>
       <w:bCs/>
       <w:color w:val="365F91" w:themeColor="accent1" w:themeShade="BF"/>
@@ -1171,7 +1013,7 @@
     <w:uiPriority w:val="9"/>
     <w:rsid w:val="00FC693F"/>
     <w:rPr>
-      <w:rFonts w:asciiTheme="majorHAnsi" w:eastAsiaTheme="majorEastAsia" w:hAnsiTheme="majorHAnsi" w:cstheme="majorBidi"/>
+      <w:rFonts/>
       <w:b/>
       <w:bCs/>
       <w:color w:val="4F81BD" w:themeColor="accent1"/>
@@ -1186,7 +1028,7 @@
     <w:uiPriority w:val="9"/>
     <w:rsid w:val="00FC693F"/>
     <w:rPr>
-      <w:rFonts w:asciiTheme="majorHAnsi" w:eastAsiaTheme="majorEastAsia" w:hAnsiTheme="majorHAnsi" w:cstheme="majorBidi"/>
+      <w:rFonts/>
       <w:b/>
       <w:bCs/>
       <w:color w:val="4F81BD" w:themeColor="accent1"/>
@@ -1201,19 +1043,17 @@
     <w:qFormat/>
     <w:rsid w:val="00FC693F"/>
     <w:pPr>
-      <w:pBdr>
-        <w:bottom w:val="single" w:sz="8" w:space="4" w:color="4F81BD" w:themeColor="accent1"/>
-      </w:pBdr>
-      <w:spacing w:after="300" w:line="240" w:lineRule="auto"/>
+      <w:spacing w:after="120" w:line="259" w:lineRule="auto"/>
       <w:contextualSpacing/>
     </w:pPr>
     <w:rPr>
-      <w:rFonts w:asciiTheme="majorHAnsi" w:eastAsiaTheme="majorEastAsia" w:hAnsiTheme="majorHAnsi" w:cstheme="majorBidi"/>
-      <w:color w:val="17365D" w:themeColor="text2" w:themeShade="BF"/>
+      <w:rFonts w:ascii="Times New Roman" w:hAnsi="Times New Roman"/>
+      <w:color w:val="000000"/>
       <w:spacing w:val="5"/>
       <w:kern w:val="28"/>
-      <w:sz w:val="52"/>
+      <w:sz w:val="40"/>
       <w:szCs w:val="52"/>
+      <w:lang w:val="ky-KG"/>
     </w:rPr>
   </w:style>
   <w:style w:type="character" w:customStyle="1" w:styleId="TitleChar">
@@ -1223,7 +1063,7 @@
     <w:uiPriority w:val="10"/>
     <w:rsid w:val="00FC693F"/>
     <w:rPr>
-      <w:rFonts w:asciiTheme="majorHAnsi" w:eastAsiaTheme="majorEastAsia" w:hAnsiTheme="majorHAnsi" w:cstheme="majorBidi"/>
+      <w:rFonts/>
       <w:color w:val="17365D" w:themeColor="text2" w:themeShade="BF"/>
       <w:spacing w:val="5"/>
       <w:kern w:val="28"/>
@@ -1245,7 +1085,7 @@
       </w:numPr>
     </w:pPr>
     <w:rPr>
-      <w:rFonts w:asciiTheme="majorHAnsi" w:eastAsiaTheme="majorEastAsia" w:hAnsiTheme="majorHAnsi" w:cstheme="majorBidi"/>
+      <w:rFonts/>
       <w:i/>
       <w:iCs/>
       <w:color w:val="4F81BD" w:themeColor="accent1"/>
@@ -1261,7 +1101,7 @@
     <w:uiPriority w:val="11"/>
     <w:rsid w:val="00FC693F"/>
     <w:rPr>
-      <w:rFonts w:asciiTheme="majorHAnsi" w:eastAsiaTheme="majorEastAsia" w:hAnsiTheme="majorHAnsi" w:cstheme="majorBidi"/>
+      <w:rFonts/>
       <w:i/>
       <w:iCs/>
       <w:color w:val="4F81BD" w:themeColor="accent1"/>
@@ -1386,8 +1226,15 @@
       <w:numPr>
         <w:numId w:val="1"/>
       </w:numPr>
+      <w:spacing w:after="120" w:line="259" w:lineRule="auto"/>
       <w:contextualSpacing/>
     </w:pPr>
+    <w:rPr>
+      <w:rFonts w:ascii="Times New Roman" w:hAnsi="Times New Roman"/>
+      <w:color w:val="000000"/>
+      <w:sz w:val="24"/>
+      <w:lang w:val="ky-KG"/>
+    </w:rPr>
   </w:style>
   <w:style w:type="paragraph" w:styleId="ListBullet2">
     <w:name w:val="List Bullet 2"/>
@@ -1559,7 +1406,7 @@
     <w:semiHidden/>
     <w:rsid w:val="00FC693F"/>
     <w:rPr>
-      <w:rFonts w:asciiTheme="majorHAnsi" w:eastAsiaTheme="majorEastAsia" w:hAnsiTheme="majorHAnsi" w:cstheme="majorBidi"/>
+      <w:rFonts/>
       <w:b/>
       <w:bCs/>
       <w:i/>
@@ -1575,7 +1422,7 @@
     <w:semiHidden/>
     <w:rsid w:val="00FC693F"/>
     <w:rPr>
-      <w:rFonts w:asciiTheme="majorHAnsi" w:eastAsiaTheme="majorEastAsia" w:hAnsiTheme="majorHAnsi" w:cstheme="majorBidi"/>
+      <w:rFonts/>
       <w:color w:val="243F60" w:themeColor="accent1" w:themeShade="7F"/>
     </w:rPr>
   </w:style>
@@ -1587,7 +1434,7 @@
     <w:semiHidden/>
     <w:rsid w:val="00FC693F"/>
     <w:rPr>
-      <w:rFonts w:asciiTheme="majorHAnsi" w:eastAsiaTheme="majorEastAsia" w:hAnsiTheme="majorHAnsi" w:cstheme="majorBidi"/>
+      <w:rFonts/>
       <w:i/>
       <w:iCs/>
       <w:color w:val="243F60" w:themeColor="accent1" w:themeShade="7F"/>
@@ -1601,7 +1448,7 @@
     <w:semiHidden/>
     <w:rsid w:val="00FC693F"/>
     <w:rPr>
-      <w:rFonts w:asciiTheme="majorHAnsi" w:eastAsiaTheme="majorEastAsia" w:hAnsiTheme="majorHAnsi" w:cstheme="majorBidi"/>
+      <w:rFonts/>
       <w:i/>
       <w:iCs/>
       <w:color w:val="404040" w:themeColor="text1" w:themeTint="BF"/>
@@ -1615,7 +1462,7 @@
     <w:semiHidden/>
     <w:rsid w:val="00FC693F"/>
     <w:rPr>
-      <w:rFonts w:asciiTheme="majorHAnsi" w:eastAsiaTheme="majorEastAsia" w:hAnsiTheme="majorHAnsi" w:cstheme="majorBidi"/>
+      <w:rFonts/>
       <w:color w:val="4F81BD" w:themeColor="accent1"/>
       <w:sz w:val="20"/>
       <w:szCs w:val="20"/>
@@ -1629,7 +1476,7 @@
     <w:semiHidden/>
     <w:rsid w:val="00FC693F"/>
     <w:rPr>
-      <w:rFonts w:asciiTheme="majorHAnsi" w:eastAsiaTheme="majorEastAsia" w:hAnsiTheme="majorHAnsi" w:cstheme="majorBidi"/>
+      <w:rFonts/>
       <w:i/>
       <w:iCs/>
       <w:color w:val="404040" w:themeColor="text1" w:themeTint="BF"/>
@@ -1688,9 +1535,6 @@
     <w:qFormat/>
     <w:rsid w:val="00FC693F"/>
     <w:pPr>
-      <w:pBdr>
-        <w:bottom w:val="single" w:sz="4" w:space="4" w:color="4F81BD" w:themeColor="accent1"/>
-      </w:pBdr>
       <w:spacing w:before="200" w:after="280"/>
       <w:ind w:left="936" w:right="936"/>
     </w:pPr>
@@ -3218,7 +3062,7 @@
         <w:spacing w:before="0" w:after="0" w:line="240" w:lineRule="auto"/>
       </w:pPr>
       <w:rPr>
-        <w:rFonts w:asciiTheme="majorHAnsi" w:eastAsiaTheme="majorEastAsia" w:hAnsiTheme="majorHAnsi" w:cstheme="majorBidi"/>
+        <w:rFonts/>
         <w:b/>
         <w:bCs/>
       </w:rPr>
@@ -3239,7 +3083,7 @@
         <w:spacing w:before="0" w:after="0" w:line="240" w:lineRule="auto"/>
       </w:pPr>
       <w:rPr>
-        <w:rFonts w:asciiTheme="majorHAnsi" w:eastAsiaTheme="majorEastAsia" w:hAnsiTheme="majorHAnsi" w:cstheme="majorBidi"/>
+        <w:rFonts/>
         <w:b/>
         <w:bCs/>
       </w:rPr>
@@ -3257,14 +3101,14 @@
     </w:tblStylePr>
     <w:tblStylePr w:type="firstCol">
       <w:rPr>
-        <w:rFonts w:asciiTheme="majorHAnsi" w:eastAsiaTheme="majorEastAsia" w:hAnsiTheme="majorHAnsi" w:cstheme="majorBidi"/>
+        <w:rFonts/>
         <w:b/>
         <w:bCs/>
       </w:rPr>
     </w:tblStylePr>
     <w:tblStylePr w:type="lastCol">
       <w:rPr>
-        <w:rFonts w:asciiTheme="majorHAnsi" w:eastAsiaTheme="majorEastAsia" w:hAnsiTheme="majorHAnsi" w:cstheme="majorBidi"/>
+        <w:rFonts/>
         <w:b/>
         <w:bCs/>
       </w:rPr>
@@ -3348,7 +3192,7 @@
         <w:spacing w:before="0" w:after="0" w:line="240" w:lineRule="auto"/>
       </w:pPr>
       <w:rPr>
-        <w:rFonts w:asciiTheme="majorHAnsi" w:eastAsiaTheme="majorEastAsia" w:hAnsiTheme="majorHAnsi" w:cstheme="majorBidi"/>
+        <w:rFonts/>
         <w:b/>
         <w:bCs/>
       </w:rPr>
@@ -3369,7 +3213,7 @@
         <w:spacing w:before="0" w:after="0" w:line="240" w:lineRule="auto"/>
       </w:pPr>
       <w:rPr>
-        <w:rFonts w:asciiTheme="majorHAnsi" w:eastAsiaTheme="majorEastAsia" w:hAnsiTheme="majorHAnsi" w:cstheme="majorBidi"/>
+        <w:rFonts/>
         <w:b/>
         <w:bCs/>
       </w:rPr>
@@ -3387,14 +3231,14 @@
     </w:tblStylePr>
     <w:tblStylePr w:type="firstCol">
       <w:rPr>
-        <w:rFonts w:asciiTheme="majorHAnsi" w:eastAsiaTheme="majorEastAsia" w:hAnsiTheme="majorHAnsi" w:cstheme="majorBidi"/>
+        <w:rFonts/>
         <w:b/>
         <w:bCs/>
       </w:rPr>
     </w:tblStylePr>
     <w:tblStylePr w:type="lastCol">
       <w:rPr>
-        <w:rFonts w:asciiTheme="majorHAnsi" w:eastAsiaTheme="majorEastAsia" w:hAnsiTheme="majorHAnsi" w:cstheme="majorBidi"/>
+        <w:rFonts/>
         <w:b/>
         <w:bCs/>
       </w:rPr>
@@ -3478,7 +3322,7 @@
         <w:spacing w:before="0" w:after="0" w:line="240" w:lineRule="auto"/>
       </w:pPr>
       <w:rPr>
-        <w:rFonts w:asciiTheme="majorHAnsi" w:eastAsiaTheme="majorEastAsia" w:hAnsiTheme="majorHAnsi" w:cstheme="majorBidi"/>
+        <w:rFonts/>
         <w:b/>
         <w:bCs/>
       </w:rPr>
@@ -3499,7 +3343,7 @@
         <w:spacing w:before="0" w:after="0" w:line="240" w:lineRule="auto"/>
       </w:pPr>
       <w:rPr>
-        <w:rFonts w:asciiTheme="majorHAnsi" w:eastAsiaTheme="majorEastAsia" w:hAnsiTheme="majorHAnsi" w:cstheme="majorBidi"/>
+        <w:rFonts/>
         <w:b/>
         <w:bCs/>
       </w:rPr>
@@ -3517,14 +3361,14 @@
     </w:tblStylePr>
     <w:tblStylePr w:type="firstCol">
       <w:rPr>
-        <w:rFonts w:asciiTheme="majorHAnsi" w:eastAsiaTheme="majorEastAsia" w:hAnsiTheme="majorHAnsi" w:cstheme="majorBidi"/>
+        <w:rFonts/>
         <w:b/>
         <w:bCs/>
       </w:rPr>
     </w:tblStylePr>
     <w:tblStylePr w:type="lastCol">
       <w:rPr>
-        <w:rFonts w:asciiTheme="majorHAnsi" w:eastAsiaTheme="majorEastAsia" w:hAnsiTheme="majorHAnsi" w:cstheme="majorBidi"/>
+        <w:rFonts/>
         <w:b/>
         <w:bCs/>
       </w:rPr>
@@ -3608,7 +3452,7 @@
         <w:spacing w:before="0" w:after="0" w:line="240" w:lineRule="auto"/>
       </w:pPr>
       <w:rPr>
-        <w:rFonts w:asciiTheme="majorHAnsi" w:eastAsiaTheme="majorEastAsia" w:hAnsiTheme="majorHAnsi" w:cstheme="majorBidi"/>
+        <w:rFonts/>
         <w:b/>
         <w:bCs/>
       </w:rPr>
@@ -3629,7 +3473,7 @@
         <w:spacing w:before="0" w:after="0" w:line="240" w:lineRule="auto"/>
       </w:pPr>
       <w:rPr>
-        <w:rFonts w:asciiTheme="majorHAnsi" w:eastAsiaTheme="majorEastAsia" w:hAnsiTheme="majorHAnsi" w:cstheme="majorBidi"/>
+        <w:rFonts/>
         <w:b/>
         <w:bCs/>
       </w:rPr>
@@ -3647,14 +3491,14 @@
     </w:tblStylePr>
     <w:tblStylePr w:type="firstCol">
       <w:rPr>
-        <w:rFonts w:asciiTheme="majorHAnsi" w:eastAsiaTheme="majorEastAsia" w:hAnsiTheme="majorHAnsi" w:cstheme="majorBidi"/>
+        <w:rFonts/>
         <w:b/>
         <w:bCs/>
       </w:rPr>
     </w:tblStylePr>
     <w:tblStylePr w:type="lastCol">
       <w:rPr>
-        <w:rFonts w:asciiTheme="majorHAnsi" w:eastAsiaTheme="majorEastAsia" w:hAnsiTheme="majorHAnsi" w:cstheme="majorBidi"/>
+        <w:rFonts/>
         <w:b/>
         <w:bCs/>
       </w:rPr>
@@ -3738,7 +3582,7 @@
         <w:spacing w:before="0" w:after="0" w:line="240" w:lineRule="auto"/>
       </w:pPr>
       <w:rPr>
-        <w:rFonts w:asciiTheme="majorHAnsi" w:eastAsiaTheme="majorEastAsia" w:hAnsiTheme="majorHAnsi" w:cstheme="majorBidi"/>
+        <w:rFonts/>
         <w:b/>
         <w:bCs/>
       </w:rPr>
@@ -3759,7 +3603,7 @@
         <w:spacing w:before="0" w:after="0" w:line="240" w:lineRule="auto"/>
       </w:pPr>
       <w:rPr>
-        <w:rFonts w:asciiTheme="majorHAnsi" w:eastAsiaTheme="majorEastAsia" w:hAnsiTheme="majorHAnsi" w:cstheme="majorBidi"/>
+        <w:rFonts/>
         <w:b/>
         <w:bCs/>
       </w:rPr>
@@ -3777,14 +3621,14 @@
     </w:tblStylePr>
     <w:tblStylePr w:type="firstCol">
       <w:rPr>
-        <w:rFonts w:asciiTheme="majorHAnsi" w:eastAsiaTheme="majorEastAsia" w:hAnsiTheme="majorHAnsi" w:cstheme="majorBidi"/>
+        <w:rFonts/>
         <w:b/>
         <w:bCs/>
       </w:rPr>
     </w:tblStylePr>
     <w:tblStylePr w:type="lastCol">
       <w:rPr>
-        <w:rFonts w:asciiTheme="majorHAnsi" w:eastAsiaTheme="majorEastAsia" w:hAnsiTheme="majorHAnsi" w:cstheme="majorBidi"/>
+        <w:rFonts/>
         <w:b/>
         <w:bCs/>
       </w:rPr>
@@ -3868,7 +3712,7 @@
         <w:spacing w:before="0" w:after="0" w:line="240" w:lineRule="auto"/>
       </w:pPr>
       <w:rPr>
-        <w:rFonts w:asciiTheme="majorHAnsi" w:eastAsiaTheme="majorEastAsia" w:hAnsiTheme="majorHAnsi" w:cstheme="majorBidi"/>
+        <w:rFonts/>
         <w:b/>
         <w:bCs/>
       </w:rPr>
@@ -3889,7 +3733,7 @@
         <w:spacing w:before="0" w:after="0" w:line="240" w:lineRule="auto"/>
       </w:pPr>
       <w:rPr>
-        <w:rFonts w:asciiTheme="majorHAnsi" w:eastAsiaTheme="majorEastAsia" w:hAnsiTheme="majorHAnsi" w:cstheme="majorBidi"/>
+        <w:rFonts/>
         <w:b/>
         <w:bCs/>
       </w:rPr>
@@ -3907,14 +3751,14 @@
     </w:tblStylePr>
     <w:tblStylePr w:type="firstCol">
       <w:rPr>
-        <w:rFonts w:asciiTheme="majorHAnsi" w:eastAsiaTheme="majorEastAsia" w:hAnsiTheme="majorHAnsi" w:cstheme="majorBidi"/>
+        <w:rFonts/>
         <w:b/>
         <w:bCs/>
       </w:rPr>
     </w:tblStylePr>
     <w:tblStylePr w:type="lastCol">
       <w:rPr>
-        <w:rFonts w:asciiTheme="majorHAnsi" w:eastAsiaTheme="majorEastAsia" w:hAnsiTheme="majorHAnsi" w:cstheme="majorBidi"/>
+        <w:rFonts/>
         <w:b/>
         <w:bCs/>
       </w:rPr>
@@ -3998,7 +3842,7 @@
         <w:spacing w:before="0" w:after="0" w:line="240" w:lineRule="auto"/>
       </w:pPr>
       <w:rPr>
-        <w:rFonts w:asciiTheme="majorHAnsi" w:eastAsiaTheme="majorEastAsia" w:hAnsiTheme="majorHAnsi" w:cstheme="majorBidi"/>
+        <w:rFonts/>
         <w:b/>
         <w:bCs/>
       </w:rPr>
@@ -4019,7 +3863,7 @@
         <w:spacing w:before="0" w:after="0" w:line="240" w:lineRule="auto"/>
       </w:pPr>
       <w:rPr>
-        <w:rFonts w:asciiTheme="majorHAnsi" w:eastAsiaTheme="majorEastAsia" w:hAnsiTheme="majorHAnsi" w:cstheme="majorBidi"/>
+        <w:rFonts/>
         <w:b/>
         <w:bCs/>
       </w:rPr>
@@ -4037,14 +3881,14 @@
     </w:tblStylePr>
     <w:tblStylePr w:type="firstCol">
       <w:rPr>
-        <w:rFonts w:asciiTheme="majorHAnsi" w:eastAsiaTheme="majorEastAsia" w:hAnsiTheme="majorHAnsi" w:cstheme="majorBidi"/>
+        <w:rFonts/>
         <w:b/>
         <w:bCs/>
       </w:rPr>
     </w:tblStylePr>
     <w:tblStylePr w:type="lastCol">
       <w:rPr>
-        <w:rFonts w:asciiTheme="majorHAnsi" w:eastAsiaTheme="majorEastAsia" w:hAnsiTheme="majorHAnsi" w:cstheme="majorBidi"/>
+        <w:rFonts/>
         <w:b/>
         <w:bCs/>
       </w:rPr>
@@ -5909,7 +5753,7 @@
     </w:tblPr>
     <w:tblStylePr w:type="firstRow">
       <w:rPr>
-        <w:rFonts w:asciiTheme="majorHAnsi" w:eastAsiaTheme="majorEastAsia" w:hAnsiTheme="majorHAnsi" w:cstheme="majorBidi"/>
+        <w:rFonts/>
       </w:rPr>
       <w:tblPr/>
       <w:tcPr>
@@ -5993,7 +5837,7 @@
     </w:tblPr>
     <w:tblStylePr w:type="firstRow">
       <w:rPr>
-        <w:rFonts w:asciiTheme="majorHAnsi" w:eastAsiaTheme="majorEastAsia" w:hAnsiTheme="majorHAnsi" w:cstheme="majorBidi"/>
+        <w:rFonts/>
       </w:rPr>
       <w:tblPr/>
       <w:tcPr>
@@ -6077,7 +5921,7 @@
     </w:tblPr>
     <w:tblStylePr w:type="firstRow">
       <w:rPr>
-        <w:rFonts w:asciiTheme="majorHAnsi" w:eastAsiaTheme="majorEastAsia" w:hAnsiTheme="majorHAnsi" w:cstheme="majorBidi"/>
+        <w:rFonts/>
       </w:rPr>
       <w:tblPr/>
       <w:tcPr>
@@ -6161,7 +6005,7 @@
     </w:tblPr>
     <w:tblStylePr w:type="firstRow">
       <w:rPr>
-        <w:rFonts w:asciiTheme="majorHAnsi" w:eastAsiaTheme="majorEastAsia" w:hAnsiTheme="majorHAnsi" w:cstheme="majorBidi"/>
+        <w:rFonts/>
       </w:rPr>
       <w:tblPr/>
       <w:tcPr>
@@ -6245,7 +6089,7 @@
     </w:tblPr>
     <w:tblStylePr w:type="firstRow">
       <w:rPr>
-        <w:rFonts w:asciiTheme="majorHAnsi" w:eastAsiaTheme="majorEastAsia" w:hAnsiTheme="majorHAnsi" w:cstheme="majorBidi"/>
+        <w:rFonts/>
       </w:rPr>
       <w:tblPr/>
       <w:tcPr>
@@ -6329,7 +6173,7 @@
     </w:tblPr>
     <w:tblStylePr w:type="firstRow">
       <w:rPr>
-        <w:rFonts w:asciiTheme="majorHAnsi" w:eastAsiaTheme="majorEastAsia" w:hAnsiTheme="majorHAnsi" w:cstheme="majorBidi"/>
+        <w:rFonts/>
       </w:rPr>
       <w:tblPr/>
       <w:tcPr>
@@ -6413,7 +6257,7 @@
     </w:tblPr>
     <w:tblStylePr w:type="firstRow">
       <w:rPr>
-        <w:rFonts w:asciiTheme="majorHAnsi" w:eastAsiaTheme="majorEastAsia" w:hAnsiTheme="majorHAnsi" w:cstheme="majorBidi"/>
+        <w:rFonts/>
       </w:rPr>
       <w:tblPr/>
       <w:tcPr>
@@ -6478,7 +6322,7 @@
       <w:spacing w:after="0" w:line="240" w:lineRule="auto"/>
     </w:pPr>
     <w:rPr>
-      <w:rFonts w:asciiTheme="majorHAnsi" w:eastAsiaTheme="majorEastAsia" w:hAnsiTheme="majorHAnsi" w:cstheme="majorBidi"/>
+      <w:rFonts/>
       <w:color w:val="000000" w:themeColor="text1"/>
     </w:rPr>
     <w:tblPr>
@@ -6606,7 +6450,7 @@
       <w:spacing w:after="0" w:line="240" w:lineRule="auto"/>
     </w:pPr>
     <w:rPr>
-      <w:rFonts w:asciiTheme="majorHAnsi" w:eastAsiaTheme="majorEastAsia" w:hAnsiTheme="majorHAnsi" w:cstheme="majorBidi"/>
+      <w:rFonts/>
       <w:color w:val="000000" w:themeColor="text1"/>
     </w:rPr>
     <w:tblPr>
@@ -6734,7 +6578,7 @@
       <w:spacing w:after="0" w:line="240" w:lineRule="auto"/>
     </w:pPr>
     <w:rPr>
-      <w:rFonts w:asciiTheme="majorHAnsi" w:eastAsiaTheme="majorEastAsia" w:hAnsiTheme="majorHAnsi" w:cstheme="majorBidi"/>
+      <w:rFonts/>
       <w:color w:val="000000" w:themeColor="text1"/>
     </w:rPr>
     <w:tblPr>
@@ -6862,7 +6706,7 @@
       <w:spacing w:after="0" w:line="240" w:lineRule="auto"/>
     </w:pPr>
     <w:rPr>
-      <w:rFonts w:asciiTheme="majorHAnsi" w:eastAsiaTheme="majorEastAsia" w:hAnsiTheme="majorHAnsi" w:cstheme="majorBidi"/>
+      <w:rFonts/>
       <w:color w:val="000000" w:themeColor="text1"/>
     </w:rPr>
     <w:tblPr>
@@ -6990,7 +6834,7 @@
       <w:spacing w:after="0" w:line="240" w:lineRule="auto"/>
     </w:pPr>
     <w:rPr>
-      <w:rFonts w:asciiTheme="majorHAnsi" w:eastAsiaTheme="majorEastAsia" w:hAnsiTheme="majorHAnsi" w:cstheme="majorBidi"/>
+      <w:rFonts/>
       <w:color w:val="000000" w:themeColor="text1"/>
     </w:rPr>
     <w:tblPr>
@@ -7118,7 +6962,7 @@
       <w:spacing w:after="0" w:line="240" w:lineRule="auto"/>
     </w:pPr>
     <w:rPr>
-      <w:rFonts w:asciiTheme="majorHAnsi" w:eastAsiaTheme="majorEastAsia" w:hAnsiTheme="majorHAnsi" w:cstheme="majorBidi"/>
+      <w:rFonts/>
       <w:color w:val="000000" w:themeColor="text1"/>
     </w:rPr>
     <w:tblPr>
@@ -7246,7 +7090,7 @@
       <w:spacing w:after="0" w:line="240" w:lineRule="auto"/>
     </w:pPr>
     <w:rPr>
-      <w:rFonts w:asciiTheme="majorHAnsi" w:eastAsiaTheme="majorEastAsia" w:hAnsiTheme="majorHAnsi" w:cstheme="majorBidi"/>
+      <w:rFonts/>
       <w:color w:val="000000" w:themeColor="text1"/>
     </w:rPr>
     <w:tblPr>
@@ -7885,7 +7729,7 @@
       <w:spacing w:after="0" w:line="240" w:lineRule="auto"/>
     </w:pPr>
     <w:rPr>
-      <w:rFonts w:asciiTheme="majorHAnsi" w:eastAsiaTheme="majorEastAsia" w:hAnsiTheme="majorHAnsi" w:cstheme="majorBidi"/>
+      <w:rFonts/>
       <w:color w:val="000000" w:themeColor="text1"/>
     </w:rPr>
     <w:tblPr>
@@ -8010,7 +7854,7 @@
       <w:spacing w:after="0" w:line="240" w:lineRule="auto"/>
     </w:pPr>
     <w:rPr>
-      <w:rFonts w:asciiTheme="majorHAnsi" w:eastAsiaTheme="majorEastAsia" w:hAnsiTheme="majorHAnsi" w:cstheme="majorBidi"/>
+      <w:rFonts/>
       <w:color w:val="000000" w:themeColor="text1"/>
     </w:rPr>
     <w:tblPr>
@@ -8135,7 +7979,7 @@
       <w:spacing w:after="0" w:line="240" w:lineRule="auto"/>
     </w:pPr>
     <w:rPr>
-      <w:rFonts w:asciiTheme="majorHAnsi" w:eastAsiaTheme="majorEastAsia" w:hAnsiTheme="majorHAnsi" w:cstheme="majorBidi"/>
+      <w:rFonts/>
       <w:color w:val="000000" w:themeColor="text1"/>
     </w:rPr>
     <w:tblPr>
@@ -8260,7 +8104,7 @@
       <w:spacing w:after="0" w:line="240" w:lineRule="auto"/>
     </w:pPr>
     <w:rPr>
-      <w:rFonts w:asciiTheme="majorHAnsi" w:eastAsiaTheme="majorEastAsia" w:hAnsiTheme="majorHAnsi" w:cstheme="majorBidi"/>
+      <w:rFonts/>
       <w:color w:val="000000" w:themeColor="text1"/>
     </w:rPr>
     <w:tblPr>
@@ -8385,7 +8229,7 @@
       <w:spacing w:after="0" w:line="240" w:lineRule="auto"/>
     </w:pPr>
     <w:rPr>
-      <w:rFonts w:asciiTheme="majorHAnsi" w:eastAsiaTheme="majorEastAsia" w:hAnsiTheme="majorHAnsi" w:cstheme="majorBidi"/>
+      <w:rFonts/>
       <w:color w:val="000000" w:themeColor="text1"/>
     </w:rPr>
     <w:tblPr>
@@ -8510,7 +8354,7 @@
       <w:spacing w:after="0" w:line="240" w:lineRule="auto"/>
     </w:pPr>
     <w:rPr>
-      <w:rFonts w:asciiTheme="majorHAnsi" w:eastAsiaTheme="majorEastAsia" w:hAnsiTheme="majorHAnsi" w:cstheme="majorBidi"/>
+      <w:rFonts/>
       <w:color w:val="000000" w:themeColor="text1"/>
     </w:rPr>
     <w:tblPr>
@@ -8635,7 +8479,7 @@
       <w:spacing w:after="0" w:line="240" w:lineRule="auto"/>
     </w:pPr>
     <w:rPr>
-      <w:rFonts w:asciiTheme="majorHAnsi" w:eastAsiaTheme="majorEastAsia" w:hAnsiTheme="majorHAnsi" w:cstheme="majorBidi"/>
+      <w:rFonts/>
       <w:color w:val="000000" w:themeColor="text1"/>
     </w:rPr>
     <w:tblPr>
